--- a/backend/app/templates/contract/umowa_b2b_pl.docx
+++ b/backend/app/templates/contract/umowa_b2b_pl.docx
@@ -531,7 +531,7 @@
           <w:sz w:val="20"/>
           <w:szCs w:val="20"/>
         </w:rPr>
-        <w:t xml:space="preserve">Panem/ią {{ candidate.full_name or '………' }} prowadzącym/cą działalność gospodarczą pod firmą: {{ candidate.legal_name or '………' }}, zarejestrowaną w Centralnej Ewidencji i Informacji o Działalności Gospodarczej pod adresem: {{ candidate.business_address or '………' }}, NIP: {{ candidate.nip or '………' }}, REGON: {{ candidate.regon or '………' }}, </w:t>
+        <w:t xml:space="preserve">{{ b2b.g_pan }} {{ candidate.full_name or '………' }} {{ b2b.g_prowadzacy }} działalność gospodarczą pod firmą: {{ candidate.legal_name or '………' }}, zarejestrowaną w Centralnej Ewidencji i Informacji o Działalności Gospodarczej pod adresem: {{ candidate.business_address or '………' }}, NIP: {{ candidate.nip or '………' }}, REGON: {{ candidate.regon or '………' }}, </w:t>
       </w:r>
     </w:p>
     <w:bookmarkEnd w:id="1"/>
@@ -627,85 +627,7 @@
           <w:shd w:val="clear" w:color="auto" w:fill="FFFFFF"/>
           <w:lang w:eastAsia="pl-PL"/>
         </w:rPr>
-        <w:t>zwan</w:t>
-      </w:r>
-      <w:r>
-        <w:rPr>
-          <w:rFonts w:ascii="Aptos" w:eastAsia="Aptos" w:hAnsi="Aptos" w:cs="Aptos"/>
-          <w:sz w:val="20"/>
-          <w:szCs w:val="20"/>
-          <w:highlight w:val="yellow"/>
-          <w:shd w:val="clear" w:color="auto" w:fill="FFFFFF"/>
-          <w:lang w:eastAsia="pl-PL"/>
-        </w:rPr>
-        <w:t>y/</w:t>
-      </w:r>
-      <w:r>
-        <w:rPr>
-          <w:rFonts w:ascii="Aptos" w:eastAsia="Aptos" w:hAnsi="Aptos" w:cs="Aptos"/>
-          <w:sz w:val="20"/>
-          <w:szCs w:val="20"/>
-          <w:highlight w:val="yellow"/>
-          <w:shd w:val="clear" w:color="auto" w:fill="FFFFFF"/>
-          <w:lang w:eastAsia="pl-PL"/>
-        </w:rPr>
-        <w:t>ą</w:t>
-      </w:r>
-      <w:r>
-        <w:rPr>
-          <w:rFonts w:ascii="Aptos" w:eastAsia="Aptos" w:hAnsi="Aptos" w:cs="Aptos"/>
-          <w:sz w:val="20"/>
-          <w:szCs w:val="20"/>
-          <w:shd w:val="clear" w:color="auto" w:fill="FFFFFF"/>
-          <w:lang w:eastAsia="pl-PL"/>
-        </w:rPr>
-        <w:t xml:space="preserve"> w dalszej części umowy </w:t>
-      </w:r>
-      <w:r>
-        <w:rPr>
-          <w:rFonts w:ascii="Aptos" w:eastAsia="Aptos" w:hAnsi="Aptos" w:cs="Aptos"/>
-          <w:sz w:val="20"/>
-          <w:szCs w:val="20"/>
-          <w:shd w:val="clear" w:color="auto" w:fill="FFFFFF"/>
-          <w:lang w:eastAsia="pl-PL"/>
-        </w:rPr>
-        <w:t>„</w:t>
-      </w:r>
-      <w:r>
-        <w:rPr>
-          <w:rFonts w:ascii="Aptos" w:eastAsia="Aptos" w:hAnsi="Aptos" w:cs="Aptos"/>
-          <w:b/>
-          <w:sz w:val="20"/>
-          <w:szCs w:val="20"/>
-        </w:rPr>
-        <w:t>P</w:t>
-      </w:r>
-      <w:r>
-        <w:rPr>
-          <w:rFonts w:ascii="Aptos" w:eastAsia="Aptos" w:hAnsi="Aptos" w:cs="Aptos"/>
-          <w:b/>
-          <w:sz w:val="20"/>
-          <w:szCs w:val="20"/>
-        </w:rPr>
-        <w:t>artnerem</w:t>
-      </w:r>
-      <w:r>
-        <w:rPr>
-          <w:rFonts w:ascii="Aptos" w:eastAsia="Aptos" w:hAnsi="Aptos" w:cs="Aptos"/>
-          <w:b/>
-          <w:sz w:val="20"/>
-          <w:szCs w:val="20"/>
-        </w:rPr>
-        <w:t>”</w:t>
-      </w:r>
-      <w:r>
-        <w:rPr>
-          <w:rFonts w:ascii="Aptos" w:eastAsia="Aptos" w:hAnsi="Aptos" w:cs="Aptos"/>
-          <w:b/>
-          <w:sz w:val="20"/>
-          <w:szCs w:val="20"/>
-        </w:rPr>
-        <w:t xml:space="preserve"> </w:t>
+        <w:t xml:space="preserve">{{ b2b.g_zwany }} w dalszej części umowy „Partnerem” </w:t>
       </w:r>
     </w:p>
     <w:p>
@@ -6082,26 +6004,7 @@
           <w:sz w:val="20"/>
           <w:szCs w:val="20"/>
         </w:rPr>
-        <w:t>Oświadczam, iż zapozn</w:t>
-      </w:r>
-      <w:r>
-        <w:rPr>
-          <w:rFonts w:ascii="Aptos" w:eastAsia="Aptos" w:hAnsi="Aptos" w:cs="Aptos"/>
-          <w:color w:val="auto"/>
-          <w:sz w:val="20"/>
-          <w:szCs w:val="20"/>
-          <w:highlight w:val="yellow"/>
-        </w:rPr>
-        <w:t>ałem</w:t>
-      </w:r>
-      <w:r>
-        <w:rPr>
-          <w:rFonts w:ascii="Aptos" w:eastAsia="Aptos" w:hAnsi="Aptos" w:cs="Aptos"/>
-          <w:color w:val="auto"/>
-          <w:sz w:val="20"/>
-          <w:szCs w:val="20"/>
-        </w:rPr>
-        <w:t xml:space="preserve"> się z niniejszą deklaracją, rozumiem jej treść i zobowiązuję się do jej stosowania. Jestem świadomy odpowiedzialności za nieprzestrzeganie zapisów zawartych w niniejszej deklaracji.</w:t>
+        <w:t>Oświadczam, iż {{ b2b.g_zapoznal }} się z niniejszą deklaracją, rozumiem jej treść i zobowiązuję się do jej stosowania. Jestem świadomy odpowiedzialności za nieprzestrzeganie zapisów zawartych w niniejszej deklaracji.</w:t>
       </w:r>
     </w:p>
     <w:p>
@@ -6798,7 +6701,7 @@
         <w:t>a</w:t>
         <w:br/>
         <w:br/>
-        <w:t xml:space="preserve">Panem/ią {{ candidate.full_name or '………' }} prowadzącym/cą działalność gospodarczą pod firmą: {{ candidate.legal_name or '………' }}, zarejestrowaną w Centralnej Ewidencji i Informacji o Działalności Gospodarczej pod adresem: {{ candidate.business_address or '………' }}, NIP: {{ candidate.nip or '………' }}, REGON: {{ candidate.regon or '………' }}, </w:t>
+        <w:t xml:space="preserve">{{ b2b.g_pan }} {{ candidate.full_name or '………' }} {{ b2b.g_prowadzacy }} działalność gospodarczą pod firmą: {{ candidate.legal_name or '………' }}, zarejestrowaną w Centralnej Ewidencji i Informacji o Działalności Gospodarczej pod adresem: {{ candidate.business_address or '………' }}, NIP: {{ candidate.nip or '………' }}, REGON: {{ candidate.regon or '………' }}, </w:t>
       </w:r>
     </w:p>
     <w:p>
@@ -6817,54 +6720,7 @@
           <w:sz w:val="20"/>
           <w:szCs w:val="20"/>
         </w:rPr>
-        <w:t>zwan</w:t>
-      </w:r>
-      <w:r>
-        <w:rPr>
-          <w:rFonts w:ascii="Aptos" w:hAnsi="Aptos" w:cs="Arial"/>
-          <w:sz w:val="20"/>
-          <w:szCs w:val="20"/>
-          <w:highlight w:val="yellow"/>
-        </w:rPr>
-        <w:t>ym</w:t>
-      </w:r>
-      <w:r>
-        <w:rPr>
-          <w:rFonts w:ascii="Aptos" w:hAnsi="Aptos" w:cs="Arial"/>
-          <w:sz w:val="20"/>
-          <w:szCs w:val="20"/>
-        </w:rPr>
-        <w:t xml:space="preserve"> dalej </w:t>
-      </w:r>
-      <w:r>
-        <w:rPr>
-          <w:rFonts w:ascii="Aptos" w:hAnsi="Aptos" w:cs="Arial"/>
-          <w:b/>
-          <w:bCs/>
-          <w:sz w:val="20"/>
-          <w:szCs w:val="20"/>
-        </w:rPr>
-        <w:t>„P</w:t>
-      </w:r>
-      <w:r>
-        <w:rPr>
-          <w:rFonts w:ascii="Aptos" w:hAnsi="Aptos" w:cs="Arial"/>
-          <w:b/>
-          <w:bCs/>
-          <w:sz w:val="20"/>
-          <w:szCs w:val="20"/>
-        </w:rPr>
-        <w:t>odmiotem</w:t>
-      </w:r>
-      <w:r>
-        <w:rPr>
-          <w:rFonts w:ascii="Aptos" w:hAnsi="Aptos" w:cs="Arial"/>
-          <w:b/>
-          <w:bCs/>
-          <w:sz w:val="20"/>
-          <w:szCs w:val="20"/>
-        </w:rPr>
-        <w:t xml:space="preserve"> Przetwarzającym”</w:t>
+        <w:t>{{ b2b.g_zwanym }} dalej „Podmiotem Przetwarzającym”</w:t>
       </w:r>
     </w:p>
     <w:p>

--- a/backend/app/templates/contract/umowa_b2b_pl.docx
+++ b/backend/app/templates/contract/umowa_b2b_pl.docx
@@ -4857,34 +4857,8 @@
           <w:szCs w:val="20"/>
         </w:rPr>
         <w:t>•</w:t>
-      </w:r>
-      <w:r>
-        <w:rPr>
-          <w:rFonts w:ascii="Aptos" w:hAnsi="Aptos" w:cs="Arial"/>
-          <w:color w:val="auto"/>
-          <w:sz w:val="20"/>
-          <w:szCs w:val="20"/>
-        </w:rPr>
         <w:tab/>
-      </w:r>
-      <w:r>
-        <w:rPr>
-          <w:rFonts w:ascii="Aptos" w:eastAsia="Aptos" w:hAnsi="Aptos" w:cs="Aptos"/>
-          <w:color w:val="auto"/>
-          <w:sz w:val="20"/>
-          <w:szCs w:val="20"/>
-        </w:rPr>
-        <w:t xml:space="preserve">Dla Partnera: </w:t>
-      </w:r>
-      <w:r>
-        <w:rPr>
-          <w:rFonts w:ascii="Aptos" w:eastAsia="Aptos" w:hAnsi="Aptos" w:cs="Aptos"/>
-          <w:color w:val="auto"/>
-          <w:sz w:val="20"/>
-          <w:szCs w:val="20"/>
-          <w:highlight w:val="yellow"/>
-        </w:rPr>
-        <w:t>Adres e-mail Partnera wskazany w komparycji Umowy.</w:t>
+        <w:t>Dla Partnera: {{ candidate.email or '………' }}</w:t>
       </w:r>
     </w:p>
     <w:p>

--- a/backend/app/templates/contract/umowa_b2b_pl.docx
+++ b/backend/app/templates/contract/umowa_b2b_pl.docx
@@ -8700,38 +8700,6 @@
                 <w:szCs w:val="20"/>
               </w:rPr>
               <w:t>{{ contract.start_date | pl_date }}</w:t>
-            </w:r>
-          </w:p>
-        </w:tc>
-      </w:tr>
-      <w:tr>
-        <w:tc>
-          <w:tcPr>
-            <w:tcW w:type="dxa" w:w="3703"/>
-          </w:tcPr>
-          <w:p>
-            <w:r>
-              <w:t>Szczegółowy zakres Usług:</w:t>
-            </w:r>
-          </w:p>
-        </w:tc>
-        <w:tc>
-          <w:tcPr>
-            <w:tcW w:type="dxa" w:w="5363"/>
-          </w:tcPr>
-          <w:p>
-            <w:r>
-              <w:t>{%p for it in b2b.scope_items %}</w:t>
-            </w:r>
-          </w:p>
-          <w:p>
-            <w:r>
-              <w:t>•  {{ it }}</w:t>
-            </w:r>
-          </w:p>
-          <w:p>
-            <w:r>
-              <w:t>{%p endfor %}</w:t>
             </w:r>
           </w:p>
         </w:tc>

--- a/backend/app/templates/contract/umowa_b2b_pl.docx
+++ b/backend/app/templates/contract/umowa_b2b_pl.docx
@@ -527,7 +527,7 @@
       <w:r>
         <w:rPr>
           <w:rFonts w:ascii="Aptos" w:eastAsia="Aptos" w:hAnsi="Aptos" w:cs="Aptos"/>
-          <w:b/>
+          <w:b w:val="0"/>
           <w:sz w:val="20"/>
           <w:szCs w:val="20"/>
         </w:rPr>
@@ -587,6 +587,7 @@
       <w:r>
         <w:rPr>
           <w:rFonts w:ascii="Aptos" w:eastAsia="Aptos" w:hAnsi="Aptos" w:cs="Aptos"/>
+          <w:b w:val="0"/>
           <w:sz w:val="20"/>
           <w:szCs w:val="20"/>
           <w:shd w:val="clear" w:color="auto" w:fill="FFFFFF"/>
@@ -4852,6 +4853,7 @@
       <w:r>
         <w:rPr>
           <w:rFonts w:ascii="Aptos" w:eastAsia="Aptos" w:hAnsi="Aptos" w:cs="Aptos"/>
+          <w:b w:val="0"/>
           <w:color w:val="auto"/>
           <w:sz w:val="20"/>
           <w:szCs w:val="20"/>
@@ -6666,6 +6668,7 @@
       <w:r>
         <w:rPr>
           <w:rFonts w:ascii="Aptos" w:hAnsi="Aptos" w:cs="Arial"/>
+          <w:b w:val="0"/>
           <w:sz w:val="20"/>
           <w:szCs w:val="20"/>
         </w:rPr>

--- a/backend/app/templates/contract/umowa_b2b_pl.docx
+++ b/backend/app/templates/contract/umowa_b2b_pl.docx
@@ -5042,7 +5042,7 @@
           <w:sz w:val="20"/>
           <w:szCs w:val="20"/>
         </w:rPr>
-        <w:t>Umowa wchodzi w życie z dniem jej podpisania, a Partner zobowiązany jest do podjęcia świadczenia Usług z dniem {{ contract.start_date | pl_date }}</w:t>
+        <w:t>Umowa wchodzi w życie z dniem jej podpisania, a Partner zobowiązany jest do podjęcia świadczenia Usług {{ b2b.start_clause }}</w:t>
       </w:r>
     </w:p>
     <w:p>

--- a/backend/app/templates/contract/umowa_b2b_pl.docx
+++ b/backend/app/templates/contract/umowa_b2b_pl.docx
@@ -531,7 +531,7 @@
           <w:sz w:val="20"/>
           <w:szCs w:val="20"/>
         </w:rPr>
-        <w:t xml:space="preserve">{{ b2b.g_pan }} {{ candidate.full_name or '………' }} {{ b2b.g_prowadzacy }} działalność gospodarczą pod firmą: {{ candidate.legal_name or '………' }}, zarejestrowaną w Centralnej Ewidencji i Informacji o Działalności Gospodarczej pod adresem: {{ candidate.business_address or '………' }}, NIP: {{ candidate.nip or '………' }}, REGON: {{ candidate.regon or '………' }}, </w:t>
+        <w:t xml:space="preserve">{{ b2b.g_pan }} {{ b2b.partner_instrumental or candidate.full_name or '………' }} {{ b2b.g_prowadzacy }} działalność gospodarczą pod firmą: {{ candidate.legal_name or '………' }}, zarejestrowaną w Centralnej Ewidencji i Informacji o Działalności Gospodarczej pod adresem: {{ candidate.business_address or '………' }}, NIP: {{ candidate.nip or '………' }}, REGON: {{ candidate.regon or '………' }}, </w:t>
       </w:r>
     </w:p>
     <w:bookmarkEnd w:id="1"/>
@@ -6678,7 +6678,7 @@
         <w:t>a</w:t>
         <w:br/>
         <w:br/>
-        <w:t xml:space="preserve">{{ b2b.g_pan }} {{ candidate.full_name or '………' }} {{ b2b.g_prowadzacy }} działalność gospodarczą pod firmą: {{ candidate.legal_name or '………' }}, zarejestrowaną w Centralnej Ewidencji i Informacji o Działalności Gospodarczej pod adresem: {{ candidate.business_address or '………' }}, NIP: {{ candidate.nip or '………' }}, REGON: {{ candidate.regon or '………' }}, </w:t>
+        <w:t xml:space="preserve">{{ b2b.g_pan }} {{ b2b.partner_instrumental or candidate.full_name or '………' }} {{ b2b.g_prowadzacy }} działalność gospodarczą pod firmą: {{ candidate.legal_name or '………' }}, zarejestrowaną w Centralnej Ewidencji i Informacji o Działalności Gospodarczej pod adresem: {{ candidate.business_address or '………' }}, NIP: {{ candidate.nip or '………' }}, REGON: {{ candidate.regon or '………' }}, </w:t>
       </w:r>
     </w:p>
     <w:p>

--- a/backend/app/templates/contract/umowa_b2b_pl.docx
+++ b/backend/app/templates/contract/umowa_b2b_pl.docx
@@ -526,12 +526,19 @@
       <w:bookmarkStart w:id="1" w:name="_Hlk215685548"/>
       <w:r>
         <w:rPr>
-          <w:rFonts w:ascii="Aptos" w:eastAsia="Aptos" w:hAnsi="Aptos" w:cs="Aptos"/>
+          <w:rFonts w:ascii="Aptos" w:hAnsi="Aptos"/>
+          <w:b/>
+          <w:sz w:val="20"/>
+        </w:rPr>
+        <w:t xml:space="preserve">{{ b2b.g_pan }} {{ b2b.partner_instrumental or candidate.full_name or '………' }} </w:t>
+      </w:r>
+      <w:r>
+        <w:rPr>
+          <w:rFonts w:ascii="Aptos" w:hAnsi="Aptos"/>
           <w:b w:val="0"/>
           <w:sz w:val="20"/>
-          <w:szCs w:val="20"/>
-        </w:rPr>
-        <w:t xml:space="preserve">{{ b2b.g_pan }} {{ b2b.partner_instrumental or candidate.full_name or '………' }} {{ b2b.g_prowadzacy }} działalność gospodarczą pod firmą: {{ candidate.legal_name or '………' }}, zarejestrowaną w Centralnej Ewidencji i Informacji o Działalności Gospodarczej pod adresem: {{ candidate.business_address or '………' }}, NIP: {{ candidate.nip or '………' }}, REGON: {{ candidate.regon or '………' }}, </w:t>
+        </w:rPr>
+        <w:t xml:space="preserve">{{ b2b.g_prowadzacy }} działalność gospodarczą pod firmą: {{ candidate.legal_name or '………' }}, zarejestrowaną w Centralnej Ewidencji i Informacji o Działalności Gospodarczej pod adresem: {{ candidate.business_address or '………' }}, NIP: {{ candidate.nip or '………' }}, REGON: {{ candidate.regon or '………' }}, </w:t>
       </w:r>
     </w:p>
     <w:bookmarkEnd w:id="1"/>
@@ -593,7 +600,7 @@
           <w:shd w:val="clear" w:color="auto" w:fill="FFFFFF"/>
           <w:lang w:eastAsia="pl-PL"/>
         </w:rPr>
-        <w:t>Tel. {{ candidate.phone or '…' }} Adres e-mail: {{ candidate.email or '…' }}</w:t>
+        <w:t>Tel. {{ candidate.phone or '…' }}; Adres e-mail: {{ candidate.email or '…' }}</w:t>
       </w:r>
     </w:p>
     <w:p>
@@ -973,6 +980,7 @@
     </w:p>
     <w:p>
       <w:pPr>
+        <w:keepNext/>
         <w:spacing w:after="0" w:line="276" w:lineRule="auto"/>
         <w:jc w:val="center"/>
         <w:rPr>
@@ -994,6 +1002,7 @@
     </w:p>
     <w:p>
       <w:pPr>
+        <w:keepNext/>
         <w:spacing w:after="0" w:line="276" w:lineRule="auto"/>
         <w:jc w:val="center"/>
         <w:rPr>
@@ -1046,6 +1055,7 @@
     </w:p>
     <w:p>
       <w:pPr>
+        <w:keepNext/>
         <w:spacing w:after="0" w:line="276" w:lineRule="auto"/>
         <w:jc w:val="center"/>
         <w:rPr>
@@ -1339,6 +1349,7 @@
     <w:p>
       <w:pPr>
         <w:pStyle w:val="Default"/>
+        <w:keepNext/>
         <w:spacing w:line="276" w:lineRule="auto"/>
         <w:jc w:val="center"/>
         <w:rPr>
@@ -1375,6 +1386,7 @@
     <w:p>
       <w:pPr>
         <w:pStyle w:val="Default"/>
+        <w:keepNext/>
         <w:spacing w:line="276" w:lineRule="auto"/>
         <w:jc w:val="center"/>
         <w:rPr>
@@ -1565,6 +1577,7 @@
     <w:p>
       <w:pPr>
         <w:pStyle w:val="Default"/>
+        <w:keepNext/>
         <w:spacing w:line="276" w:lineRule="auto"/>
         <w:jc w:val="center"/>
         <w:rPr>
@@ -1598,6 +1611,7 @@
     <w:p>
       <w:pPr>
         <w:pStyle w:val="Default"/>
+        <w:keepNext/>
         <w:spacing w:line="276" w:lineRule="auto"/>
         <w:jc w:val="center"/>
         <w:rPr>
@@ -2076,6 +2090,7 @@
     <w:p>
       <w:pPr>
         <w:pStyle w:val="Default"/>
+        <w:keepNext/>
         <w:spacing w:line="276" w:lineRule="auto"/>
         <w:jc w:val="center"/>
         <w:rPr>
@@ -2109,6 +2124,7 @@
     <w:p>
       <w:pPr>
         <w:pStyle w:val="Default"/>
+        <w:keepNext/>
         <w:spacing w:line="276" w:lineRule="auto"/>
         <w:jc w:val="center"/>
         <w:rPr>
@@ -2309,6 +2325,7 @@
     <w:p>
       <w:pPr>
         <w:pStyle w:val="Default"/>
+        <w:keepNext/>
         <w:spacing w:line="276" w:lineRule="auto"/>
         <w:jc w:val="center"/>
         <w:rPr>
@@ -2342,6 +2359,7 @@
     <w:p>
       <w:pPr>
         <w:pStyle w:val="Default"/>
+        <w:keepNext/>
         <w:spacing w:line="276" w:lineRule="auto"/>
         <w:jc w:val="center"/>
         <w:rPr>
@@ -2735,6 +2753,7 @@
     <w:p>
       <w:pPr>
         <w:pStyle w:val="Default"/>
+        <w:keepNext/>
         <w:spacing w:line="276" w:lineRule="auto"/>
         <w:ind w:left="360"/>
         <w:jc w:val="center"/>
@@ -2769,6 +2788,7 @@
     <w:p>
       <w:pPr>
         <w:pStyle w:val="Default"/>
+        <w:keepNext/>
         <w:spacing w:line="276" w:lineRule="auto"/>
         <w:jc w:val="center"/>
         <w:rPr>
@@ -3008,6 +3028,7 @@
     <w:p>
       <w:pPr>
         <w:pStyle w:val="Default"/>
+        <w:keepNext/>
         <w:spacing w:line="276" w:lineRule="auto"/>
         <w:jc w:val="center"/>
         <w:rPr>
@@ -3052,6 +3073,7 @@
     <w:p>
       <w:pPr>
         <w:pStyle w:val="Default"/>
+        <w:keepNext/>
         <w:spacing w:line="276" w:lineRule="auto"/>
         <w:jc w:val="center"/>
         <w:rPr>
@@ -3211,6 +3233,7 @@
     <w:p>
       <w:pPr>
         <w:pStyle w:val="Default"/>
+        <w:keepNext/>
         <w:spacing w:line="276" w:lineRule="auto"/>
         <w:jc w:val="center"/>
         <w:rPr>
@@ -3244,6 +3267,7 @@
     <w:p>
       <w:pPr>
         <w:pStyle w:val="Default"/>
+        <w:keepNext/>
         <w:spacing w:line="276" w:lineRule="auto"/>
         <w:jc w:val="center"/>
         <w:rPr>
@@ -3484,6 +3508,7 @@
     <w:p>
       <w:pPr>
         <w:pStyle w:val="Default"/>
+        <w:keepNext/>
         <w:spacing w:line="276" w:lineRule="auto"/>
         <w:jc w:val="center"/>
         <w:rPr>
@@ -3517,6 +3542,7 @@
     <w:p>
       <w:pPr>
         <w:pStyle w:val="Default"/>
+        <w:keepNext/>
         <w:spacing w:line="276" w:lineRule="auto"/>
         <w:jc w:val="center"/>
         <w:rPr>
@@ -3726,6 +3752,7 @@
     <w:p>
       <w:pPr>
         <w:pStyle w:val="Default"/>
+        <w:keepNext/>
         <w:spacing w:line="276" w:lineRule="auto"/>
         <w:jc w:val="center"/>
         <w:rPr>
@@ -3760,6 +3787,7 @@
     <w:p>
       <w:pPr>
         <w:pStyle w:val="Default"/>
+        <w:keepNext/>
         <w:spacing w:line="276" w:lineRule="auto"/>
         <w:jc w:val="center"/>
         <w:rPr>
@@ -4101,6 +4129,7 @@
     <w:p>
       <w:pPr>
         <w:pStyle w:val="Default"/>
+        <w:keepNext/>
         <w:spacing w:line="276" w:lineRule="auto"/>
         <w:jc w:val="center"/>
         <w:rPr>
@@ -4124,6 +4153,7 @@
     <w:p>
       <w:pPr>
         <w:pStyle w:val="Default"/>
+        <w:keepNext/>
         <w:spacing w:line="276" w:lineRule="auto"/>
         <w:jc w:val="center"/>
         <w:rPr>
@@ -4335,6 +4365,7 @@
     <w:p>
       <w:pPr>
         <w:pStyle w:val="Default"/>
+        <w:keepNext/>
         <w:spacing w:line="276" w:lineRule="auto"/>
         <w:jc w:val="center"/>
         <w:rPr>
@@ -4378,6 +4409,7 @@
     <w:p>
       <w:pPr>
         <w:pStyle w:val="Default"/>
+        <w:keepNext/>
         <w:spacing w:line="276" w:lineRule="auto"/>
         <w:jc w:val="center"/>
         <w:rPr>
@@ -4892,6 +4924,7 @@
     <w:p>
       <w:pPr>
         <w:pStyle w:val="Default"/>
+        <w:keepNext/>
         <w:spacing w:line="276" w:lineRule="auto"/>
         <w:jc w:val="center"/>
         <w:rPr>
@@ -4936,6 +4969,7 @@
     <w:p>
       <w:pPr>
         <w:pStyle w:val="Default"/>
+        <w:keepNext/>
         <w:spacing w:line="276" w:lineRule="auto"/>
         <w:jc w:val="center"/>
         <w:rPr>
@@ -5583,6 +5617,7 @@
     </w:p>
     <w:p>
       <w:pPr>
+        <w:keepNext/>
         <w:spacing w:line="276" w:lineRule="auto"/>
         <w:rPr>
           <w:rFonts w:ascii="Aptos" w:eastAsia="Aptos" w:hAnsi="Aptos" w:cs="Aptos"/>
@@ -5638,6 +5673,7 @@
     <w:p>
       <w:pPr>
         <w:pStyle w:val="Default"/>
+        <w:keepNext/>
         <w:spacing w:line="276" w:lineRule="auto"/>
         <w:ind w:left="357" w:hanging="357"/>
         <w:jc w:val="center"/>
@@ -5682,7 +5718,7 @@
           <w:sz w:val="20"/>
           <w:szCs w:val="20"/>
         </w:rPr>
-        <w:t>do umowy nr {{ b2b.contract_number or '…' }} z dnia {{ b2b.signing_date | pl_date }}</w:t>
+        <w:t>do umowy nr {{ b2b.contract_number or '…' }} z dnia {{ b2b.signing_date | pl_date }} r.</w:t>
       </w:r>
     </w:p>
     <w:p>
@@ -6467,6 +6503,7 @@
     </w:p>
     <w:p>
       <w:pPr>
+        <w:keepNext/>
         <w:spacing w:after="0" w:line="360" w:lineRule="auto"/>
         <w:ind w:left="357" w:hanging="357"/>
         <w:jc w:val="both"/>
@@ -6501,6 +6538,7 @@
     </w:p>
     <w:p>
       <w:pPr>
+        <w:keepNext/>
         <w:spacing w:line="276" w:lineRule="auto"/>
         <w:jc w:val="center"/>
         <w:rPr>
@@ -6667,10 +6705,9 @@
       </w:pPr>
       <w:r>
         <w:rPr>
-          <w:rFonts w:ascii="Aptos" w:hAnsi="Aptos" w:cs="Arial"/>
+          <w:rFonts w:ascii="Aptos" w:hAnsi="Aptos"/>
           <w:b w:val="0"/>
           <w:sz w:val="20"/>
-          <w:szCs w:val="20"/>
         </w:rPr>
         <w:t xml:space="preserve">zwaną dalej „Administratorem” </w:t>
         <w:br/>
@@ -6678,7 +6715,22 @@
         <w:t>a</w:t>
         <w:br/>
         <w:br/>
-        <w:t xml:space="preserve">{{ b2b.g_pan }} {{ b2b.partner_instrumental or candidate.full_name or '………' }} {{ b2b.g_prowadzacy }} działalność gospodarczą pod firmą: {{ candidate.legal_name or '………' }}, zarejestrowaną w Centralnej Ewidencji i Informacji o Działalności Gospodarczej pod adresem: {{ candidate.business_address or '………' }}, NIP: {{ candidate.nip or '………' }}, REGON: {{ candidate.regon or '………' }}, </w:t>
+      </w:r>
+      <w:r>
+        <w:rPr>
+          <w:rFonts w:ascii="Aptos" w:hAnsi="Aptos"/>
+          <w:b/>
+          <w:sz w:val="20"/>
+        </w:rPr>
+        <w:t xml:space="preserve">{{ b2b.g_pan }} {{ b2b.partner_instrumental or candidate.full_name or '………' }} </w:t>
+      </w:r>
+      <w:r>
+        <w:rPr>
+          <w:rFonts w:ascii="Aptos" w:hAnsi="Aptos"/>
+          <w:b w:val="0"/>
+          <w:sz w:val="20"/>
+        </w:rPr>
+        <w:t xml:space="preserve">{{ b2b.g_prowadzacy }} działalność gospodarczą pod firmą: {{ candidate.legal_name or '………' }}, zarejestrowaną w Centralnej Ewidencji i Informacji o Działalności Gospodarczej pod adresem: {{ candidate.business_address or '………' }}, NIP: {{ candidate.nip or '………' }}, REGON: {{ candidate.regon or '………' }}, </w:t>
       </w:r>
     </w:p>
     <w:p>
@@ -6712,6 +6764,7 @@
     </w:p>
     <w:p>
       <w:pPr>
+        <w:keepNext/>
         <w:spacing w:line="276" w:lineRule="auto"/>
         <w:jc w:val="center"/>
         <w:rPr>
@@ -6843,6 +6896,7 @@
     </w:p>
     <w:p>
       <w:pPr>
+        <w:keepNext/>
         <w:spacing w:line="276" w:lineRule="auto"/>
         <w:jc w:val="center"/>
         <w:rPr>
@@ -7046,6 +7100,7 @@
     </w:p>
     <w:p>
       <w:pPr>
+        <w:keepNext/>
         <w:spacing w:line="276" w:lineRule="auto"/>
         <w:jc w:val="center"/>
         <w:rPr>
@@ -7430,6 +7485,7 @@
     </w:p>
     <w:p>
       <w:pPr>
+        <w:keepNext/>
         <w:spacing w:line="276" w:lineRule="auto"/>
         <w:jc w:val="center"/>
         <w:rPr>
@@ -7721,6 +7777,7 @@
     </w:p>
     <w:p>
       <w:pPr>
+        <w:keepNext/>
         <w:spacing w:line="276" w:lineRule="auto"/>
         <w:jc w:val="center"/>
         <w:rPr>
@@ -8198,6 +8255,7 @@
     </w:p>
     <w:p>
       <w:pPr>
+        <w:keepNext/>
         <w:spacing w:after="0" w:line="276" w:lineRule="auto"/>
         <w:rPr>
           <w:rFonts w:ascii="Aptos" w:eastAsia="Aptos" w:hAnsi="Aptos" w:cs="Aptos"/>
@@ -8245,6 +8303,7 @@
     </w:p>
     <w:p>
       <w:pPr>
+        <w:keepNext/>
         <w:spacing w:before="200" w:after="100" w:line="276" w:lineRule="auto"/>
         <w:jc w:val="center"/>
         <w:rPr>
@@ -8268,6 +8327,7 @@
     </w:p>
     <w:p>
       <w:pPr>
+        <w:keepNext/>
         <w:spacing w:after="200" w:line="276" w:lineRule="auto"/>
         <w:jc w:val="center"/>
         <w:rPr>

--- a/backend/app/templates/contract/umowa_b2b_pl.docx
+++ b/backend/app/templates/contract/umowa_b2b_pl.docx
@@ -122,7 +122,7 @@
           <w:sz w:val="20"/>
           <w:szCs w:val="20"/>
         </w:rPr>
-        <w:t>NET</w:t>
+        <w:t>net</w:t>
       </w:r>
       <w:r>
         <w:rPr>
@@ -1302,7 +1302,7 @@
           <w:sz w:val="20"/>
           <w:szCs w:val="20"/>
         </w:rPr>
-        <w:t xml:space="preserve">NET </w:t>
+        <w:t xml:space="preserve">net </w:t>
       </w:r>
       <w:r>
         <w:rPr>
@@ -5396,7 +5396,7 @@
           <w:sz w:val="20"/>
           <w:szCs w:val="20"/>
         </w:rPr>
-        <w:t>B2B.NET S.A.</w:t>
+        <w:t>B2B.net S.A.</w:t>
       </w:r>
       <w:r>
         <w:rPr>
@@ -6348,7 +6348,7 @@
           <w:sz w:val="20"/>
           <w:szCs w:val="20"/>
         </w:rPr>
-        <w:t xml:space="preserve">NET </w:t>
+        <w:t xml:space="preserve">net </w:t>
       </w:r>
       <w:r>
         <w:rPr>
@@ -6631,7 +6631,7 @@
           <w:sz w:val="20"/>
           <w:szCs w:val="20"/>
         </w:rPr>
-        <w:t>NET</w:t>
+        <w:t>net</w:t>
       </w:r>
       <w:r>
         <w:rPr>
@@ -8925,7 +8925,7 @@
           <w:sz w:val="20"/>
           <w:szCs w:val="20"/>
         </w:rPr>
-        <w:t>B2B.NET S.A.</w:t>
+        <w:t>B2B.net S.A.</w:t>
       </w:r>
       <w:r>
         <w:tab/>
@@ -8964,6 +8964,9 @@
       <w:headerReference w:type="even" r:id="rId11"/>
       <w:headerReference w:type="default" r:id="rId12"/>
       <w:footerReference w:type="default" r:id="rId13"/>
+      <w:headerReference w:type="first" r:id="rId16"/>
+      <w:footerReference w:type="first" r:id="rId17"/>
+      <w:footerReference w:type="even" r:id="rId18"/>
       <w:pgSz w:w="11906" w:h="16838"/>
       <w:pgMar w:top="1107" w:right="1417" w:bottom="1417" w:left="1417" w:header="454" w:footer="708" w:gutter="0"/>
       <w:cols w:space="708"/>
@@ -9083,6 +9086,26 @@
       </w:rPr>
       <w:t>, www.B2Bnetwork.pl</w:t>
     </w:r>
+  </w:p>
+</w:ftr>
+</file>
+
+<file path=word/footer2.xml><?xml version="1.0" encoding="utf-8"?>
+<w:ftr xmlns:m="http://schemas.openxmlformats.org/officeDocument/2006/math" xmlns:mc="http://schemas.openxmlformats.org/markup-compatibility/2006" xmlns:mo="http://schemas.microsoft.com/office/mac/office/2008/main" xmlns:mv="urn:schemas-microsoft-com:mac:vml" xmlns:o="urn:schemas-microsoft-com:office:office" xmlns:r="http://schemas.openxmlformats.org/officeDocument/2006/relationships" xmlns:v="urn:schemas-microsoft-com:vml" xmlns:w10="urn:schemas-microsoft-com:office:word" xmlns:w14="http://schemas.microsoft.com/office/word/2010/wordml" xmlns:w="http://schemas.openxmlformats.org/wordprocessingml/2006/main" xmlns:wne="http://schemas.microsoft.com/office/word/2006/wordml" xmlns:wp14="http://schemas.microsoft.com/office/word/2010/wordprocessingDrawing" xmlns:wp="http://schemas.openxmlformats.org/drawingml/2006/wordprocessingDrawing" xmlns:wpc="http://schemas.microsoft.com/office/word/2010/wordprocessingCanvas" xmlns:wpg="http://schemas.microsoft.com/office/word/2010/wordprocessingGroup" xmlns:wpi="http://schemas.microsoft.com/office/word/2010/wordprocessingInk" xmlns:wps="http://schemas.microsoft.com/office/word/2010/wordprocessingShape" mc:Ignorable="w14 wp14">
+  <w:p>
+    <w:pPr>
+      <w:pStyle w:val="Footer"/>
+    </w:pPr>
+  </w:p>
+</w:ftr>
+</file>
+
+<file path=word/footer3.xml><?xml version="1.0" encoding="utf-8"?>
+<w:ftr xmlns:m="http://schemas.openxmlformats.org/officeDocument/2006/math" xmlns:mc="http://schemas.openxmlformats.org/markup-compatibility/2006" xmlns:mo="http://schemas.microsoft.com/office/mac/office/2008/main" xmlns:mv="urn:schemas-microsoft-com:mac:vml" xmlns:o="urn:schemas-microsoft-com:office:office" xmlns:r="http://schemas.openxmlformats.org/officeDocument/2006/relationships" xmlns:v="urn:schemas-microsoft-com:vml" xmlns:w10="urn:schemas-microsoft-com:office:word" xmlns:w14="http://schemas.microsoft.com/office/word/2010/wordml" xmlns:w="http://schemas.openxmlformats.org/wordprocessingml/2006/main" xmlns:wne="http://schemas.microsoft.com/office/word/2006/wordml" xmlns:wp14="http://schemas.microsoft.com/office/word/2010/wordprocessingDrawing" xmlns:wp="http://schemas.openxmlformats.org/drawingml/2006/wordprocessingDrawing" xmlns:wpc="http://schemas.microsoft.com/office/word/2010/wordprocessingCanvas" xmlns:wpg="http://schemas.microsoft.com/office/word/2010/wordprocessingGroup" xmlns:wpi="http://schemas.microsoft.com/office/word/2010/wordprocessingInk" xmlns:wps="http://schemas.microsoft.com/office/word/2010/wordprocessingShape" mc:Ignorable="w14 wp14">
+  <w:p>
+    <w:pPr>
+      <w:pStyle w:val="Footer"/>
+    </w:pPr>
   </w:p>
 </w:ftr>
 </file>
@@ -9268,6 +9291,16 @@
     <w:pPr>
       <w:pStyle w:val="Nagwek"/>
       <w:ind w:right="360"/>
+    </w:pPr>
+  </w:p>
+</w:hdr>
+</file>
+
+<file path=word/header3.xml><?xml version="1.0" encoding="utf-8"?>
+<w:hdr xmlns:m="http://schemas.openxmlformats.org/officeDocument/2006/math" xmlns:mc="http://schemas.openxmlformats.org/markup-compatibility/2006" xmlns:mo="http://schemas.microsoft.com/office/mac/office/2008/main" xmlns:mv="urn:schemas-microsoft-com:mac:vml" xmlns:o="urn:schemas-microsoft-com:office:office" xmlns:r="http://schemas.openxmlformats.org/officeDocument/2006/relationships" xmlns:v="urn:schemas-microsoft-com:vml" xmlns:w10="urn:schemas-microsoft-com:office:word" xmlns:w14="http://schemas.microsoft.com/office/word/2010/wordml" xmlns:w="http://schemas.openxmlformats.org/wordprocessingml/2006/main" xmlns:wne="http://schemas.microsoft.com/office/word/2006/wordml" xmlns:wp14="http://schemas.microsoft.com/office/word/2010/wordprocessingDrawing" xmlns:wp="http://schemas.openxmlformats.org/drawingml/2006/wordprocessingDrawing" xmlns:wpc="http://schemas.microsoft.com/office/word/2010/wordprocessingCanvas" xmlns:wpg="http://schemas.microsoft.com/office/word/2010/wordprocessingGroup" xmlns:wpi="http://schemas.microsoft.com/office/word/2010/wordprocessingInk" xmlns:wps="http://schemas.microsoft.com/office/word/2010/wordprocessingShape" mc:Ignorable="w14 wp14">
+  <w:p>
+    <w:pPr>
+      <w:pStyle w:val="Header"/>
     </w:pPr>
   </w:p>
 </w:hdr>

--- a/backend/app/templates/contract/umowa_b2b_pl.docx
+++ b/backend/app/templates/contract/umowa_b2b_pl.docx
@@ -300,7 +300,7 @@
           <w:sz w:val="20"/>
           <w:szCs w:val="20"/>
         </w:rPr>
-        <w:t>, o kapitale akcyjnym 1.360.000,00 zł (opłaconym)</w:t>
+        <w:t>, o kapitale zakładowym 1.360.000,00 zł (opłaconym)</w:t>
       </w:r>
       <w:r>
         <w:rPr>

--- a/backend/app/templates/contract/umowa_b2b_pl.docx
+++ b/backend/app/templates/contract/umowa_b2b_pl.docx
@@ -539,6 +539,14 @@
           <w:sz w:val="20"/>
         </w:rPr>
         <w:t xml:space="preserve">{{ b2b.g_prowadzacy }} działalność gospodarczą pod firmą: {{ candidate.legal_name or '………' }}, zarejestrowaną w Centralnej Ewidencji i Informacji o Działalności Gospodarczej pod adresem: {{ candidate.business_address or '………' }}, NIP: {{ candidate.nip or '………' }}, REGON: {{ candidate.regon or '………' }}, </w:t>
+      </w:r>
+      <w:r>
+        <w:rPr>
+          <w:rFonts w:ascii="Aptos" w:hAnsi="Aptos"/>
+          <w:b w:val="0"/>
+          <w:sz w:val="20"/>
+        </w:rPr>
+        <w:t>{% if b2b.correspondence_address %}adres do korespondencji: {{ b2b.correspondence_address }},{% endif %}</w:t>
       </w:r>
     </w:p>
     <w:bookmarkEnd w:id="1"/>
@@ -2413,7 +2421,7 @@
           <w:sz w:val="20"/>
           <w:szCs w:val="20"/>
         </w:rPr>
-        <w:t>Z tytułu należytego wykonania Usług Partnerowi przysługuje wynagrodzenie obliczane jako iloczyn liczby godzin faktycznego świadczenia Usług w danym miesiącu oraz stawki godzinowej w wysokości {{ contract.rate_candidate or '…' }} {{ contract.currency or 'PLN' }} (słownie: {{ b2b.rate_in_words or '………' }}) netto + VAT.</w:t>
+        <w:t>Z tytułu należytego wykonania Usług Partnerowi przysługuje wynagrodzenie obliczane jako iloczyn liczby godzin faktycznego świadczenia Usług w danym miesiącu oraz stawki godzinowej w wysokości {{ b2b.rate_clause }} netto + VAT.</w:t>
       </w:r>
     </w:p>
     <w:p>

--- a/backend/app/templates/contract/umowa_b2b_pl.docx
+++ b/backend/app/templates/contract/umowa_b2b_pl.docx
@@ -530,7 +530,7 @@
           <w:b/>
           <w:sz w:val="20"/>
         </w:rPr>
-        <w:t xml:space="preserve">{{ b2b.g_pan }} {{ b2b.partner_instrumental or candidate.full_name or '………' }} </w:t>
+        <w:t>{% if b2b.is_company is defined and b2b.is_company %}{{ candidate.legal_name or '………' }} {% else %}{{ b2b.g_pan }} {{ b2b.partner_instrumental or candidate.full_name or '………' }} {% endif %}</w:t>
       </w:r>
       <w:r>
         <w:rPr>
@@ -538,7 +538,7 @@
           <w:b w:val="0"/>
           <w:sz w:val="20"/>
         </w:rPr>
-        <w:t xml:space="preserve">{{ b2b.g_prowadzacy }} działalność gospodarczą pod firmą: {{ candidate.legal_name or '………' }}, zarejestrowaną w Centralnej Ewidencji i Informacji o Działalności Gospodarczej pod adresem: {{ candidate.business_address or '………' }}, NIP: {{ candidate.nip or '………' }}, REGON: {{ candidate.regon or '………' }}, </w:t>
+        <w:t>{% if b2b.is_company is defined and b2b.is_company %}z siedzibą {{ b2b.company.seat or '………' }}, pod adresem {{ candidate.business_address or '………' }}, wpisaną do Rejestru Przedsiębiorców Krajowego Rejestru Sądowego, prowadzonego przez {{ b2b.company.registry_court or '………' }}, pod numerem KRS: {{ b2b.company.krs or '………' }}, NIP: {{ candidate.nip or '………' }}, REGON: {{ candidate.regon or '………' }}, o kapitale zakładowym {{ b2b.company.share_capital or '………' }}, reprezentowaną przez {{ b2b.company.representation or '………' }}, {% else %}{{ b2b.g_prowadzacy }} działalność gospodarczą pod firmą: {{ candidate.legal_name or '………' }}, zarejestrowaną w Centralnej Ewidencji i Informacji o Działalności Gospodarczej pod adresem: {{ candidate.business_address or '………' }}, NIP: {{ candidate.nip or '………' }}, REGON: {{ candidate.regon or '………' }}, {% endif %}</w:t>
       </w:r>
       <w:r>
         <w:rPr>
@@ -6730,7 +6730,7 @@
           <w:b/>
           <w:sz w:val="20"/>
         </w:rPr>
-        <w:t xml:space="preserve">{{ b2b.g_pan }} {{ b2b.partner_instrumental or candidate.full_name or '………' }} </w:t>
+        <w:t>{% if b2b.is_company is defined and b2b.is_company %}{{ candidate.legal_name or '………' }} {% else %}{{ b2b.g_pan }} {{ b2b.partner_instrumental or candidate.full_name or '………' }} {% endif %}</w:t>
       </w:r>
       <w:r>
         <w:rPr>
@@ -6738,7 +6738,7 @@
           <w:b w:val="0"/>
           <w:sz w:val="20"/>
         </w:rPr>
-        <w:t xml:space="preserve">{{ b2b.g_prowadzacy }} działalność gospodarczą pod firmą: {{ candidate.legal_name or '………' }}, zarejestrowaną w Centralnej Ewidencji i Informacji o Działalności Gospodarczej pod adresem: {{ candidate.business_address or '………' }}, NIP: {{ candidate.nip or '………' }}, REGON: {{ candidate.regon or '………' }}, </w:t>
+        <w:t>{% if b2b.is_company is defined and b2b.is_company %}z siedzibą {{ b2b.company.seat or '………' }}, pod adresem {{ candidate.business_address or '………' }}, wpisaną do Rejestru Przedsiębiorców Krajowego Rejestru Sądowego, prowadzonego przez {{ b2b.company.registry_court or '………' }}, pod numerem KRS: {{ b2b.company.krs or '………' }}, NIP: {{ candidate.nip or '………' }}, REGON: {{ candidate.regon or '………' }}, o kapitale zakładowym {{ b2b.company.share_capital or '………' }}, reprezentowaną przez {{ b2b.company.representation or '………' }}, {% else %}{{ b2b.g_prowadzacy }} działalność gospodarczą pod firmą: {{ candidate.legal_name or '………' }}, zarejestrowaną w Centralnej Ewidencji i Informacji o Działalności Gospodarczej pod adresem: {{ candidate.business_address or '………' }}, NIP: {{ candidate.nip or '………' }}, REGON: {{ candidate.regon or '………' }}, {% endif %}</w:t>
       </w:r>
     </w:p>
     <w:p>

--- a/backend/app/templates/contract/umowa_b2b_pl.docx
+++ b/backend/app/templates/contract/umowa_b2b_pl.docx
@@ -538,7 +538,7 @@
           <w:b w:val="0"/>
           <w:sz w:val="20"/>
         </w:rPr>
-        <w:t>{% if b2b.is_company is defined and b2b.is_company %}z siedzibą {{ b2b.company.seat or '………' }}, pod adresem {{ candidate.business_address or '………' }}, wpisaną do Rejestru Przedsiębiorców Krajowego Rejestru Sądowego, prowadzonego przez {{ b2b.company.registry_court or '………' }}, pod numerem KRS: {{ b2b.company.krs or '………' }}, NIP: {{ candidate.nip or '………' }}, REGON: {{ candidate.regon or '………' }}, o kapitale zakładowym {{ b2b.company.share_capital or '………' }}, reprezentowaną przez {{ b2b.company.representation or '………' }}, {% else %}{{ b2b.g_prowadzacy }} działalność gospodarczą pod firmą: {{ candidate.legal_name or '………' }}, zarejestrowaną w Centralnej Ewidencji i Informacji o Działalności Gospodarczej pod adresem: {{ candidate.business_address or '………' }}, NIP: {{ candidate.nip or '………' }}, REGON: {{ candidate.regon or '………' }}, {% endif %}</w:t>
+        <w:t>{% if b2b.is_company is defined and b2b.is_company %}z siedzibą {{ b2b.company.seat or '………' }}, pod adresem {{ candidate.business_address or '………' }}, wpisaną do Rejestru Przedsiębiorców Krajowego Rejestru Sądowego, prowadzonego przez {{ b2b.company.registry_court or '………' }}, pod numerem KRS: {{ b2b.company.krs or '………' }}, NIP: {{ candidate.nip or '………' }}, REGON: {{ candidate.regon or '………' }}, o kapitale zakładowym {{ b2b.company.share_capital or '………' }}, reprezentowaną przez {{ b2b.company.representation or '………' }}, {% else %}{{ b2b.g_prowadzacy }} działalność gospodarczą pod firmą: {{ candidate.legal_name or '………' }}, zarejestrowaną w Centralnej Ewidencji i Informacji o Działalności Gospodarczej pod adresem{% if b2b.address_for_service is defined and b2b.address_for_service %} do doręczeń{% endif %}: {{ candidate.business_address or '………' }}, NIP: {{ candidate.nip or '………' }}, REGON: {{ candidate.regon or '………' }}, {% endif %}</w:t>
       </w:r>
       <w:r>
         <w:rPr>
@@ -6738,7 +6738,7 @@
           <w:b w:val="0"/>
           <w:sz w:val="20"/>
         </w:rPr>
-        <w:t>{% if b2b.is_company is defined and b2b.is_company %}z siedzibą {{ b2b.company.seat or '………' }}, pod adresem {{ candidate.business_address or '………' }}, wpisaną do Rejestru Przedsiębiorców Krajowego Rejestru Sądowego, prowadzonego przez {{ b2b.company.registry_court or '………' }}, pod numerem KRS: {{ b2b.company.krs or '………' }}, NIP: {{ candidate.nip or '………' }}, REGON: {{ candidate.regon or '………' }}, o kapitale zakładowym {{ b2b.company.share_capital or '………' }}, reprezentowaną przez {{ b2b.company.representation or '………' }}, {% else %}{{ b2b.g_prowadzacy }} działalność gospodarczą pod firmą: {{ candidate.legal_name or '………' }}, zarejestrowaną w Centralnej Ewidencji i Informacji o Działalności Gospodarczej pod adresem: {{ candidate.business_address or '………' }}, NIP: {{ candidate.nip or '………' }}, REGON: {{ candidate.regon or '………' }}, {% endif %}</w:t>
+        <w:t>{% if b2b.is_company is defined and b2b.is_company %}z siedzibą {{ b2b.company.seat or '………' }}, pod adresem {{ candidate.business_address or '………' }}, wpisaną do Rejestru Przedsiębiorców Krajowego Rejestru Sądowego, prowadzonego przez {{ b2b.company.registry_court or '………' }}, pod numerem KRS: {{ b2b.company.krs or '………' }}, NIP: {{ candidate.nip or '………' }}, REGON: {{ candidate.regon or '………' }}, o kapitale zakładowym {{ b2b.company.share_capital or '………' }}, reprezentowaną przez {{ b2b.company.representation or '………' }}, {% else %}{{ b2b.g_prowadzacy }} działalność gospodarczą pod firmą: {{ candidate.legal_name or '………' }}, zarejestrowaną w Centralnej Ewidencji i Informacji o Działalności Gospodarczej pod adresem{% if b2b.address_for_service is defined and b2b.address_for_service %} do doręczeń{% endif %}: {{ candidate.business_address or '………' }}, NIP: {{ candidate.nip or '………' }}, REGON: {{ candidate.regon or '………' }}, {% endif %}</w:t>
       </w:r>
     </w:p>
     <w:p>
